--- a/HW_Report/HW_Report_saftig.docx
+++ b/HW_Report/HW_Report_saftig.docx
@@ -19,7 +19,7 @@
           <w:lang w:val="en-GB"/>
         </w:rPr>
         <w:drawing>
-          <wp:anchor distT="0" distB="0" distL="114300" distR="114300" simplePos="0" relativeHeight="251658240" behindDoc="1" locked="0" layoutInCell="1" allowOverlap="1" wp14:anchorId="01070298" wp14:editId="230EEED4">
+          <wp:anchor distT="0" distB="0" distL="114300" distR="114300" simplePos="0" relativeHeight="251657216" behindDoc="1" locked="0" layoutInCell="1" allowOverlap="1" wp14:anchorId="01070298" wp14:editId="11AF7893">
             <wp:simplePos x="0" y="0"/>
             <wp:positionH relativeFrom="page">
               <wp:posOffset>-2861945</wp:posOffset>
@@ -98,7 +98,7 @@
           <w:lang w:eastAsia="de-CH"/>
         </w:rPr>
         <w:drawing>
-          <wp:anchor distT="0" distB="0" distL="114300" distR="114300" simplePos="0" relativeHeight="251658241" behindDoc="0" locked="0" layoutInCell="1" allowOverlap="1" wp14:anchorId="646C1B2D" wp14:editId="3CE09BE6">
+          <wp:anchor distT="0" distB="0" distL="114300" distR="114300" simplePos="0" relativeHeight="251657217" behindDoc="0" locked="0" layoutInCell="1" allowOverlap="1" wp14:anchorId="646C1B2D" wp14:editId="13B15953">
             <wp:simplePos x="0" y="0"/>
             <wp:positionH relativeFrom="column">
               <wp:posOffset>5291455</wp:posOffset>
@@ -412,8 +412,10 @@
           <w:szCs w:val="36"/>
           <w:lang w:val="en-GB"/>
         </w:rPr>
-        <w:t>Authors: A.Horvat &amp; T.Wey</w:t>
-      </w:r>
+        <w:t xml:space="preserve">Authors: </w:t>
+      </w:r>
+      <w:proofErr w:type="spellStart"/>
+      <w:proofErr w:type="gramStart"/>
       <w:r>
         <w:rPr>
           <w:rFonts w:asciiTheme="minorHAnsi" w:hAnsiTheme="minorHAnsi" w:cstheme="minorHAnsi"/>
@@ -422,8 +424,10 @@
           <w:szCs w:val="36"/>
           <w:lang w:val="en-GB"/>
         </w:rPr>
-        <w:br/>
-      </w:r>
+        <w:t>A.Horvat</w:t>
+      </w:r>
+      <w:proofErr w:type="spellEnd"/>
+      <w:proofErr w:type="gramEnd"/>
       <w:r>
         <w:rPr>
           <w:rFonts w:asciiTheme="minorHAnsi" w:hAnsiTheme="minorHAnsi" w:cstheme="minorHAnsi"/>
@@ -432,8 +436,9 @@
           <w:szCs w:val="36"/>
           <w:lang w:val="en-GB"/>
         </w:rPr>
-        <w:t>Institute: ZHA</w:t>
-      </w:r>
+        <w:t xml:space="preserve"> &amp; </w:t>
+      </w:r>
+      <w:proofErr w:type="spellStart"/>
       <w:r>
         <w:rPr>
           <w:rFonts w:asciiTheme="minorHAnsi" w:hAnsiTheme="minorHAnsi" w:cstheme="minorHAnsi"/>
@@ -442,8 +447,9 @@
           <w:szCs w:val="36"/>
           <w:lang w:val="en-GB"/>
         </w:rPr>
-        <w:t>W</w:t>
-      </w:r>
+        <w:t>T.Wey</w:t>
+      </w:r>
+      <w:proofErr w:type="spellEnd"/>
       <w:r>
         <w:rPr>
           <w:rFonts w:asciiTheme="minorHAnsi" w:hAnsiTheme="minorHAnsi" w:cstheme="minorHAnsi"/>
@@ -462,7 +468,7 @@
           <w:szCs w:val="36"/>
           <w:lang w:val="en-GB"/>
         </w:rPr>
-        <w:t>Lecturers:</w:t>
+        <w:t>Institute: ZHA</w:t>
       </w:r>
       <w:r>
         <w:rPr>
@@ -472,7 +478,59 @@
           <w:szCs w:val="36"/>
           <w:lang w:val="en-GB"/>
         </w:rPr>
-        <w:t xml:space="preserve"> Andreas Ehrensperger &amp; Igor Matic</w:t>
+        <w:t>W</w:t>
+      </w:r>
+      <w:r>
+        <w:rPr>
+          <w:rFonts w:asciiTheme="minorHAnsi" w:hAnsiTheme="minorHAnsi" w:cstheme="minorHAnsi"/>
+          <w:color w:val="FFFFFF" w:themeColor="background1"/>
+          <w:sz w:val="36"/>
+          <w:szCs w:val="36"/>
+          <w:lang w:val="en-GB"/>
+        </w:rPr>
+        <w:br/>
+      </w:r>
+      <w:r>
+        <w:rPr>
+          <w:rFonts w:asciiTheme="minorHAnsi" w:hAnsiTheme="minorHAnsi" w:cstheme="minorHAnsi"/>
+          <w:color w:val="FFFFFF" w:themeColor="background1"/>
+          <w:sz w:val="36"/>
+          <w:szCs w:val="36"/>
+          <w:lang w:val="en-GB"/>
+        </w:rPr>
+        <w:t>Lecturers:</w:t>
+      </w:r>
+      <w:r>
+        <w:rPr>
+          <w:rFonts w:asciiTheme="minorHAnsi" w:hAnsiTheme="minorHAnsi" w:cstheme="minorHAnsi"/>
+          <w:color w:val="FFFFFF" w:themeColor="background1"/>
+          <w:sz w:val="36"/>
+          <w:szCs w:val="36"/>
+          <w:lang w:val="en-GB"/>
+        </w:rPr>
+        <w:t xml:space="preserve"> Andreas </w:t>
+      </w:r>
+      <w:proofErr w:type="spellStart"/>
+      <w:r>
+        <w:rPr>
+          <w:rFonts w:asciiTheme="minorHAnsi" w:hAnsiTheme="minorHAnsi" w:cstheme="minorHAnsi"/>
+          <w:color w:val="FFFFFF" w:themeColor="background1"/>
+          <w:sz w:val="36"/>
+          <w:szCs w:val="36"/>
+          <w:lang w:val="en-GB"/>
+        </w:rPr>
+        <w:t>Ehrensperger</w:t>
+      </w:r>
+      <w:proofErr w:type="spellEnd"/>
+      <w:r>
+        <w:rPr>
+          <w:rFonts w:asciiTheme="minorHAnsi" w:hAnsiTheme="minorHAnsi" w:cstheme="minorHAnsi"/>
+          <w:color w:val="FFFFFF" w:themeColor="background1"/>
+          <w:sz w:val="36"/>
+          <w:szCs w:val="36"/>
+          <w:lang w:val="en-GB"/>
+        </w:rPr>
+        <w:t xml:space="preserve"> &amp; Igor Matic</w:t>
       </w:r>
     </w:p>
     <w:p>
@@ -547,7 +605,6 @@
         <w:rPr>
           <w:lang w:val="en-GB"/>
         </w:rPr>
-        <w:lastRenderedPageBreak/>
         <w:t>Abstract</w:t>
       </w:r>
       <w:bookmarkEnd w:id="0"/>
@@ -629,7 +686,21 @@
         <w:rPr>
           <w:lang w:val="en-GB"/>
         </w:rPr>
-        <w:t xml:space="preserve"> in walls, floors and ceilings</w:t>
+        <w:t xml:space="preserve"> in walls, </w:t>
+      </w:r>
+      <w:proofErr w:type="gramStart"/>
+      <w:r>
+        <w:rPr>
+          <w:lang w:val="en-GB"/>
+        </w:rPr>
+        <w:t>floors</w:t>
+      </w:r>
+      <w:proofErr w:type="gramEnd"/>
+      <w:r>
+        <w:rPr>
+          <w:lang w:val="en-GB"/>
+        </w:rPr>
+        <w:t xml:space="preserve"> and ceilings</w:t>
       </w:r>
       <w:r>
         <w:rPr>
@@ -719,7 +790,31 @@
         <w:rPr>
           <w:lang w:val="en-GB"/>
         </w:rPr>
-        <w:t>, the user is guided to the approximate location of the cable. Furthermore</w:t>
+        <w:t>, the user is guided to the approximate location of the cable</w:t>
+      </w:r>
+      <w:r>
+        <w:rPr>
+          <w:lang w:val="en-GB"/>
+        </w:rPr>
+        <w:t>,</w:t>
+      </w:r>
+      <w:r>
+        <w:rPr>
+          <w:lang w:val="en-GB"/>
+        </w:rPr>
+        <w:t xml:space="preserve"> </w:t>
+      </w:r>
+      <w:r>
+        <w:rPr>
+          <w:lang w:val="en-GB"/>
+        </w:rPr>
+        <w:t>also audible feedback is provided using a buzzer.</w:t>
+      </w:r>
+      <w:r>
+        <w:rPr>
+          <w:lang w:val="en-GB"/>
+        </w:rPr>
+        <w:t xml:space="preserve"> Furthermore</w:t>
       </w:r>
       <w:r>
         <w:rPr>
@@ -2106,7 +2201,6 @@
         <w:rPr>
           <w:lang w:val="en-GB"/>
         </w:rPr>
-        <w:lastRenderedPageBreak/>
         <w:t>Introduction</w:t>
       </w:r>
       <w:bookmarkEnd w:id="1"/>
@@ -2171,13 +2265,7 @@
         <w:rPr>
           <w:lang w:val="en-GB"/>
         </w:rPr>
-        <w:t xml:space="preserve"> </w:t>
-      </w:r>
-      <w:r>
-        <w:rPr>
-          <w:lang w:val="en-GB"/>
-        </w:rPr>
-        <w:t>templates</w:t>
+        <w:t xml:space="preserve"> templates</w:t>
       </w:r>
       <w:r>
         <w:rPr>
@@ -2204,6 +2292,9 @@
         <w:t>, and program code frameworks.</w:t>
       </w:r>
       <w:r>
+        <w:rPr>
+          <w:lang w:val="en-GB"/>
+        </w:rPr>
         <w:t xml:space="preserve"> </w:t>
       </w:r>
       <w:r>
@@ -2259,6 +2350,13 @@
           <w:color w:val="FF0000"/>
           <w:lang w:val="en-GB"/>
         </w:rPr>
+        <w:t xml:space="preserve">Very good </w:t>
+      </w:r>
+      <w:r>
+        <w:rPr>
+          <w:color w:val="FF0000"/>
+          <w:lang w:val="en-GB"/>
+        </w:rPr>
         <w:t>Done</w:t>
       </w:r>
       <w:r>
@@ -2280,7 +2378,6 @@
         <w:rPr>
           <w:lang w:val="en-GB"/>
         </w:rPr>
-        <w:lastRenderedPageBreak/>
         <w:t>Specifications</w:t>
       </w:r>
       <w:bookmarkEnd w:id="2"/>
@@ -2313,8 +2410,16 @@
         <w:rPr>
           <w:lang w:val="en-GB"/>
         </w:rPr>
-        <w:t>Detect a mains cable at a distance of up to 200mm</w:t>
-      </w:r>
+        <w:t xml:space="preserve">Detect a mains cable at a distance of up to </w:t>
+      </w:r>
+      <w:proofErr w:type="gramStart"/>
+      <w:r>
+        <w:rPr>
+          <w:lang w:val="en-GB"/>
+        </w:rPr>
+        <w:t>200mm</w:t>
+      </w:r>
+      <w:proofErr w:type="gramEnd"/>
     </w:p>
     <w:p>
       <w:pPr>
@@ -2388,8 +2493,17 @@
           <w:rFonts w:cs="Arial"/>
           <w:lang w:val="en-GB"/>
         </w:rPr>
-        <w:t>Battery powered, preferably with auto shut down when no longer used</w:t>
-      </w:r>
+        <w:t xml:space="preserve">Battery powered, preferably with auto shut down when no longer </w:t>
+      </w:r>
+      <w:proofErr w:type="gramStart"/>
+      <w:r>
+        <w:rPr>
+          <w:rFonts w:cs="Arial"/>
+          <w:lang w:val="en-GB"/>
+        </w:rPr>
+        <w:t>used</w:t>
+      </w:r>
+      <w:proofErr w:type="gramEnd"/>
     </w:p>
     <w:p>
       <w:pPr>
@@ -2425,8 +2539,16 @@
         <w:rPr>
           <w:lang w:val="en-GB"/>
         </w:rPr>
-        <w:t>Start single measurement</w:t>
-      </w:r>
+        <w:t xml:space="preserve">Start single </w:t>
+      </w:r>
+      <w:proofErr w:type="gramStart"/>
+      <w:r>
+        <w:rPr>
+          <w:lang w:val="en-GB"/>
+        </w:rPr>
+        <w:t>measurement</w:t>
+      </w:r>
+      <w:proofErr w:type="gramEnd"/>
     </w:p>
     <w:p>
       <w:pPr>
@@ -2505,20 +2627,16 @@
         <w:rPr>
           <w:lang w:val="en-GB"/>
         </w:rPr>
-        <w:t xml:space="preserve">for a </w:t>
-      </w:r>
-      <w:r>
-        <w:rPr>
-          <w:lang w:val="en-GB"/>
-        </w:rPr>
-        <w:t>single-phase</w:t>
-      </w:r>
-      <w:r>
-        <w:rPr>
-          <w:lang w:val="en-GB"/>
-        </w:rPr>
-        <w:t xml:space="preserve"> wire (at mains potential) up to a distance of 10mm</w:t>
-      </w:r>
+        <w:t xml:space="preserve">for a single-phase wire (at mains potential) up to </w:t>
+      </w:r>
+      <w:proofErr w:type="gramStart"/>
+      <w:r>
+        <w:rPr>
+          <w:lang w:val="en-GB"/>
+        </w:rPr>
+        <w:t>a distance of 10mm</w:t>
+      </w:r>
+      <w:proofErr w:type="gramEnd"/>
     </w:p>
     <w:p>
       <w:pPr>
@@ -2535,8 +2653,16 @@
         <w:rPr>
           <w:lang w:val="en-GB"/>
         </w:rPr>
-        <w:t>for a cable with phase, neutral and protecting earth up to a distance of 5mm</w:t>
-      </w:r>
+        <w:t xml:space="preserve">for a cable with phase, neutral and protecting earth up to a distance of </w:t>
+      </w:r>
+      <w:proofErr w:type="gramStart"/>
+      <w:r>
+        <w:rPr>
+          <w:lang w:val="en-GB"/>
+        </w:rPr>
+        <w:t>5mm</w:t>
+      </w:r>
+      <w:proofErr w:type="gramEnd"/>
     </w:p>
     <w:p>
       <w:pPr>
@@ -2553,8 +2679,16 @@
         <w:rPr>
           <w:lang w:val="en-GB"/>
         </w:rPr>
-        <w:t>Add menu items for current measurement</w:t>
-      </w:r>
+        <w:t xml:space="preserve">Add menu items for current </w:t>
+      </w:r>
+      <w:proofErr w:type="gramStart"/>
+      <w:r>
+        <w:rPr>
+          <w:lang w:val="en-GB"/>
+        </w:rPr>
+        <w:t>measurement</w:t>
+      </w:r>
+      <w:proofErr w:type="gramEnd"/>
     </w:p>
     <w:p>
       <w:pPr>
@@ -2571,19 +2705,7 @@
         <w:rPr>
           <w:lang w:val="en-GB"/>
         </w:rPr>
-        <w:t xml:space="preserve">on a </w:t>
-      </w:r>
-      <w:r>
-        <w:rPr>
-          <w:lang w:val="en-GB"/>
-        </w:rPr>
-        <w:t>single-phase</w:t>
-      </w:r>
-      <w:r>
-        <w:rPr>
-          <w:lang w:val="en-GB"/>
-        </w:rPr>
-        <w:t xml:space="preserve"> wire</w:t>
+        <w:t>on a single-phase wire</w:t>
       </w:r>
     </w:p>
     <w:p>
@@ -2601,8 +2723,16 @@
         <w:rPr>
           <w:lang w:val="en-GB"/>
         </w:rPr>
-        <w:t>on a cable with phase, neutral and protecting earth</w:t>
-      </w:r>
+        <w:t xml:space="preserve">on a cable with phase, neutral and protecting </w:t>
+      </w:r>
+      <w:proofErr w:type="gramStart"/>
+      <w:r>
+        <w:rPr>
+          <w:lang w:val="en-GB"/>
+        </w:rPr>
+        <w:t>earth</w:t>
+      </w:r>
+      <w:proofErr w:type="gramEnd"/>
     </w:p>
     <w:p>
       <w:pPr>
@@ -2637,8 +2767,16 @@
         <w:rPr>
           <w:lang w:val="en-GB"/>
         </w:rPr>
-        <w:t>turning the cable monitor off</w:t>
-      </w:r>
+        <w:t xml:space="preserve">turning the cable monitor </w:t>
+      </w:r>
+      <w:proofErr w:type="gramStart"/>
+      <w:r>
+        <w:rPr>
+          <w:lang w:val="en-GB"/>
+        </w:rPr>
+        <w:t>off</w:t>
+      </w:r>
+      <w:proofErr w:type="gramEnd"/>
     </w:p>
     <w:p>
       <w:pPr>
@@ -2655,19 +2793,7 @@
         <w:rPr>
           <w:lang w:val="en-GB"/>
         </w:rPr>
-        <w:t xml:space="preserve">calibration of distance (with look </w:t>
-      </w:r>
-      <w:r>
-        <w:rPr>
-          <w:lang w:val="en-GB"/>
-        </w:rPr>
-        <w:t>up table</w:t>
-      </w:r>
-      <w:r>
-        <w:rPr>
-          <w:lang w:val="en-GB"/>
-        </w:rPr>
-        <w:t xml:space="preserve"> in non-volatile memory)</w:t>
+        <w:t>calibration of distance (with look up table in non-volatile memory)</w:t>
       </w:r>
     </w:p>
     <w:p>
@@ -2757,8 +2883,16 @@
         <w:rPr>
           <w:lang w:val="en-GB"/>
         </w:rPr>
-        <w:t>Other extensions of functionality are welcome and encouraged by the lecturers</w:t>
-      </w:r>
+        <w:t xml:space="preserve">Other extensions of functionality are welcome and encouraged by the </w:t>
+      </w:r>
+      <w:proofErr w:type="gramStart"/>
+      <w:r>
+        <w:rPr>
+          <w:lang w:val="en-GB"/>
+        </w:rPr>
+        <w:t>lecturers</w:t>
+      </w:r>
+      <w:proofErr w:type="gramEnd"/>
     </w:p>
     <w:p>
       <w:pPr>
@@ -2789,8 +2923,17 @@
           <w:color w:val="FF0000"/>
           <w:lang w:val="en-US"/>
         </w:rPr>
-        <w:t>Mabe add nice visual overview</w:t>
-      </w:r>
+        <w:t xml:space="preserve">Mabe add nice visual </w:t>
+      </w:r>
+      <w:proofErr w:type="gramStart"/>
+      <w:r>
+        <w:rPr>
+          <w:color w:val="FF0000"/>
+          <w:lang w:val="en-US"/>
+        </w:rPr>
+        <w:t>overview</w:t>
+      </w:r>
+      <w:proofErr w:type="gramEnd"/>
     </w:p>
     <w:p>
       <w:pPr>
@@ -2826,7 +2969,6 @@
         <w:rPr>
           <w:lang w:val="en-GB"/>
         </w:rPr>
-        <w:lastRenderedPageBreak/>
         <w:t>Evalu</w:t>
       </w:r>
       <w:r>
@@ -2969,8 +3111,16 @@
         <w:rPr>
           <w:lang w:val="en-GB"/>
         </w:rPr>
-        <w:t xml:space="preserve"> and includes</w:t>
-      </w:r>
+        <w:t xml:space="preserve"> and </w:t>
+      </w:r>
+      <w:proofErr w:type="gramStart"/>
+      <w:r>
+        <w:rPr>
+          <w:lang w:val="en-GB"/>
+        </w:rPr>
+        <w:t>includes</w:t>
+      </w:r>
+      <w:proofErr w:type="gramEnd"/>
     </w:p>
     <w:p>
       <w:pPr>
@@ -3065,8 +3215,16 @@
         <w:rPr>
           <w:lang w:val="en-GB"/>
         </w:rPr>
-        <w:t>Achieved results</w:t>
-      </w:r>
+        <w:t xml:space="preserve">Achieved </w:t>
+      </w:r>
+      <w:proofErr w:type="gramStart"/>
+      <w:r>
+        <w:rPr>
+          <w:lang w:val="en-GB"/>
+        </w:rPr>
+        <w:t>results</w:t>
+      </w:r>
+      <w:proofErr w:type="gramEnd"/>
     </w:p>
     <w:p>
       <w:pPr>
@@ -3096,7 +3254,21 @@
         <w:rPr>
           <w:lang w:val="en-GB"/>
         </w:rPr>
-        <w:t>better, as long as the essential information is included</w:t>
+        <w:t xml:space="preserve">better, </w:t>
+      </w:r>
+      <w:proofErr w:type="gramStart"/>
+      <w:r>
+        <w:rPr>
+          <w:lang w:val="en-GB"/>
+        </w:rPr>
+        <w:t>as long as</w:t>
+      </w:r>
+      <w:proofErr w:type="gramEnd"/>
+      <w:r>
+        <w:rPr>
+          <w:lang w:val="en-GB"/>
+        </w:rPr>
+        <w:t xml:space="preserve"> the essential information is included</w:t>
       </w:r>
       <w:r>
         <w:rPr>
@@ -3239,7 +3411,21 @@
         <w:rPr>
           <w:lang w:val="en-GB"/>
         </w:rPr>
-        <w:t>Specifications, functionality and block diagrams</w:t>
+        <w:t xml:space="preserve">Specifications, </w:t>
+      </w:r>
+      <w:proofErr w:type="gramStart"/>
+      <w:r>
+        <w:rPr>
+          <w:lang w:val="en-GB"/>
+        </w:rPr>
+        <w:t>functionality</w:t>
+      </w:r>
+      <w:proofErr w:type="gramEnd"/>
+      <w:r>
+        <w:rPr>
+          <w:lang w:val="en-GB"/>
+        </w:rPr>
+        <w:t xml:space="preserve"> and block diagrams</w:t>
       </w:r>
       <w:r>
         <w:rPr>
@@ -3460,7 +3646,21 @@
         <w:rPr>
           <w:lang w:val="en-GB"/>
         </w:rPr>
-        <w:t xml:space="preserve"> (analog, digital, power, EMI, ESD)</w:t>
+        <w:t xml:space="preserve"> (</w:t>
+      </w:r>
+      <w:proofErr w:type="spellStart"/>
+      <w:r>
+        <w:rPr>
+          <w:lang w:val="en-GB"/>
+        </w:rPr>
+        <w:t>analog</w:t>
+      </w:r>
+      <w:proofErr w:type="spellEnd"/>
+      <w:r>
+        <w:rPr>
+          <w:lang w:val="en-GB"/>
+        </w:rPr>
+        <w:t>, digital, power, EMI, ESD)</w:t>
       </w:r>
     </w:p>
     <w:p>
@@ -3486,7 +3686,34 @@
           <w:lang w:val="en-GB"/>
         </w:rPr>
         <w:br/>
-        <w:t>Testplan with description, test conditions, expected results and acceptable tolerances, measured results, comparison and verdict, discussion and remarks</w:t>
+      </w:r>
+      <w:proofErr w:type="spellStart"/>
+      <w:r>
+        <w:rPr>
+          <w:lang w:val="en-GB"/>
+        </w:rPr>
+        <w:t>Testplan</w:t>
+      </w:r>
+      <w:proofErr w:type="spellEnd"/>
+      <w:r>
+        <w:rPr>
+          <w:lang w:val="en-GB"/>
+        </w:rPr>
+        <w:t xml:space="preserve"> with description, test conditions, expected results and acceptable tolerances, measured results, comparison and verdict, </w:t>
+      </w:r>
+      <w:proofErr w:type="gramStart"/>
+      <w:r>
+        <w:rPr>
+          <w:lang w:val="en-GB"/>
+        </w:rPr>
+        <w:t>discussion</w:t>
+      </w:r>
+      <w:proofErr w:type="gramEnd"/>
+      <w:r>
+        <w:rPr>
+          <w:lang w:val="en-GB"/>
+        </w:rPr>
+        <w:t xml:space="preserve"> and remarks</w:t>
       </w:r>
       <w:r>
         <w:rPr>
@@ -3553,7 +3780,6 @@
         <w:rPr>
           <w:lang w:val="en-GB"/>
         </w:rPr>
-        <w:lastRenderedPageBreak/>
         <w:t>Project management</w:t>
       </w:r>
       <w:r>
@@ -3608,7 +3834,14 @@
           <w:lang w:val="en-GB"/>
         </w:rPr>
         <w:br/>
-        <w:t>Outlook and refle</w:t>
+        <w:t xml:space="preserve">Outlook and </w:t>
+      </w:r>
+      <w:proofErr w:type="gramStart"/>
+      <w:r>
+        <w:rPr>
+          <w:lang w:val="en-GB"/>
+        </w:rPr>
+        <w:t>refle</w:t>
       </w:r>
       <w:r>
         <w:rPr>
@@ -3622,6 +3855,7 @@
         </w:rPr>
         <w:t>ion</w:t>
       </w:r>
+      <w:proofErr w:type="gramEnd"/>
     </w:p>
     <w:p>
       <w:pPr>
@@ -3909,12 +4143,52 @@
     </w:p>
     <w:p>
       <w:pPr>
+        <w:spacing w:before="0" w:after="160" w:line="259" w:lineRule="auto"/>
+        <w:jc w:val="left"/>
+        <w:rPr>
+          <w:rFonts w:cs="Arial"/>
+          <w:b/>
+          <w:bCs/>
+          <w:kern w:val="32"/>
+          <w:sz w:val="36"/>
+          <w:szCs w:val="32"/>
+          <w:lang w:val="en-GB"/>
+        </w:rPr>
+      </w:pPr>
+      <w:r>
+        <w:rPr>
+          <w:lang w:val="en-GB"/>
+        </w:rPr>
+        <w:br w:type="page"/>
+      </w:r>
+    </w:p>
+    <w:p>
+      <w:pPr>
         <w:pStyle w:val="berschrift1"/>
         <w:rPr>
           <w:lang w:val="en-GB"/>
         </w:rPr>
+        <w:sectPr>
+          <w:headerReference w:type="default" r:id="rId17"/>
+          <w:footerReference w:type="default" r:id="rId18"/>
+          <w:pgSz w:w="11906" w:h="16838"/>
+          <w:pgMar w:top="1417" w:right="1417" w:bottom="1134" w:left="1417" w:header="708" w:footer="708" w:gutter="0"/>
+          <w:pgNumType w:start="0"/>
+          <w:cols w:space="708"/>
+          <w:titlePg/>
+          <w:docGrid w:linePitch="360"/>
+        </w:sectPr>
       </w:pPr>
       <w:bookmarkStart w:id="11" w:name="_Toc148688923"/>
+    </w:p>
+    <w:p>
+      <w:pPr>
+        <w:pStyle w:val="berschrift1"/>
+        <w:spacing w:before="0" w:after="0"/>
+        <w:rPr>
+          <w:lang w:val="en-GB"/>
+        </w:rPr>
+      </w:pPr>
       <w:r>
         <w:rPr>
           <w:lang w:val="en-GB"/>
@@ -3923,14 +4197,607 @@
       </w:r>
       <w:bookmarkEnd w:id="11"/>
     </w:p>
+    <w:p>
+      <w:pPr>
+        <w:pStyle w:val="berschrift2"/>
+        <w:numPr>
+          <w:ilvl w:val="0"/>
+          <w:numId w:val="0"/>
+        </w:numPr>
+        <w:spacing w:before="0" w:after="0"/>
+        <w:rPr>
+          <w:sz w:val="24"/>
+          <w:szCs w:val="22"/>
+          <w:lang w:val="en-GB"/>
+        </w:rPr>
+      </w:pPr>
+      <w:r>
+        <w:rPr>
+          <w:sz w:val="24"/>
+          <w:szCs w:val="22"/>
+          <w:lang w:val="en-GB"/>
+        </w:rPr>
+        <w:t>A Schematic</w:t>
+      </w:r>
+      <w:r>
+        <w:rPr>
+          <w:sz w:val="24"/>
+          <w:szCs w:val="22"/>
+          <w:lang w:val="en-GB"/>
+        </w:rPr>
+        <w:t>s</w:t>
+      </w:r>
+    </w:p>
+    <w:p>
+      <w:pPr>
+        <w:keepNext/>
+      </w:pPr>
+      <w:r>
+        <w:rPr>
+          <w:lang w:val="en-GB"/>
+        </w:rPr>
+        <w:drawing>
+          <wp:inline distT="0" distB="0" distL="0" distR="0" wp14:anchorId="6B22A178" wp14:editId="575396DC">
+            <wp:extent cx="7108619" cy="4924338"/>
+            <wp:effectExtent l="0" t="0" r="0" b="0"/>
+            <wp:docPr id="1891667857" name="Grafik 1" descr="Ein Bild, das Text, Diagramm, parallel, Plan enthält.&#10;&#10;Automatisch generierte Beschreibung"/>
+            <wp:cNvGraphicFramePr>
+              <a:graphicFrameLocks xmlns:a="http://schemas.openxmlformats.org/drawingml/2006/main" noChangeAspect="1"/>
+            </wp:cNvGraphicFramePr>
+            <a:graphic xmlns:a="http://schemas.openxmlformats.org/drawingml/2006/main">
+              <a:graphicData uri="http://schemas.openxmlformats.org/drawingml/2006/picture">
+                <pic:pic xmlns:pic="http://schemas.openxmlformats.org/drawingml/2006/picture">
+                  <pic:nvPicPr>
+                    <pic:cNvPr id="1891667857" name="Grafik 1" descr="Ein Bild, das Text, Diagramm, parallel, Plan enthält.&#10;&#10;Automatisch generierte Beschreibung"/>
+                    <pic:cNvPicPr/>
+                  </pic:nvPicPr>
+                  <pic:blipFill rotWithShape="1">
+                    <a:blip r:embed="rId19"/>
+                    <a:srcRect l="2620" t="3488" r="2151" b="3177"/>
+                    <a:stretch/>
+                  </pic:blipFill>
+                  <pic:spPr bwMode="auto">
+                    <a:xfrm>
+                      <a:off x="0" y="0"/>
+                      <a:ext cx="7144730" cy="4949353"/>
+                    </a:xfrm>
+                    <a:prstGeom prst="rect">
+                      <a:avLst/>
+                    </a:prstGeom>
+                    <a:ln>
+                      <a:noFill/>
+                    </a:ln>
+                    <a:extLst>
+                      <a:ext uri="{53640926-AAD7-44D8-BBD7-CCE9431645EC}">
+                        <a14:shadowObscured xmlns:a14="http://schemas.microsoft.com/office/drawing/2010/main"/>
+                      </a:ext>
+                    </a:extLst>
+                  </pic:spPr>
+                </pic:pic>
+              </a:graphicData>
+            </a:graphic>
+          </wp:inline>
+        </w:drawing>
+      </w:r>
+    </w:p>
+    <w:p>
+      <w:pPr>
+        <w:pStyle w:val="Beschriftung"/>
+        <w:rPr>
+          <w:lang w:val="en-GB"/>
+        </w:rPr>
+      </w:pPr>
+      <w:r>
+        <w:t xml:space="preserve">Figure </w:t>
+      </w:r>
+      <w:fldSimple w:instr=" SEQ Figure \* ARABIC ">
+        <w:r>
+          <w:rPr>
+            <w:noProof/>
+          </w:rPr>
+          <w:t>1</w:t>
+        </w:r>
+      </w:fldSimple>
+      <w:r>
+        <w:t xml:space="preserve"> Main </w:t>
+      </w:r>
+      <w:proofErr w:type="spellStart"/>
+      <w:r>
+        <w:t>schematic</w:t>
+      </w:r>
+      <w:proofErr w:type="spellEnd"/>
+    </w:p>
+    <w:p>
+      <w:pPr>
+        <w:keepNext/>
+      </w:pPr>
+      <w:r>
+        <w:rPr>
+          <w:lang w:val="en-GB"/>
+        </w:rPr>
+        <w:drawing>
+          <wp:inline distT="0" distB="0" distL="0" distR="0" wp14:anchorId="367C4624" wp14:editId="27261368">
+            <wp:extent cx="7180976" cy="4970534"/>
+            <wp:effectExtent l="0" t="0" r="1270" b="1905"/>
+            <wp:docPr id="128048452" name="Grafik 1" descr="Ein Bild, das Text, Diagramm, Screenshot, Reihe enthält.&#10;&#10;Automatisch generierte Beschreibung"/>
+            <wp:cNvGraphicFramePr>
+              <a:graphicFrameLocks xmlns:a="http://schemas.openxmlformats.org/drawingml/2006/main" noChangeAspect="1"/>
+            </wp:cNvGraphicFramePr>
+            <a:graphic xmlns:a="http://schemas.openxmlformats.org/drawingml/2006/main">
+              <a:graphicData uri="http://schemas.openxmlformats.org/drawingml/2006/picture">
+                <pic:pic xmlns:pic="http://schemas.openxmlformats.org/drawingml/2006/picture">
+                  <pic:nvPicPr>
+                    <pic:cNvPr id="128048452" name="Grafik 1" descr="Ein Bild, das Text, Diagramm, Screenshot, Reihe enthält.&#10;&#10;Automatisch generierte Beschreibung"/>
+                    <pic:cNvPicPr/>
+                  </pic:nvPicPr>
+                  <pic:blipFill rotWithShape="1">
+                    <a:blip r:embed="rId20"/>
+                    <a:srcRect l="2064" t="2920" r="2062" b="3204"/>
+                    <a:stretch/>
+                  </pic:blipFill>
+                  <pic:spPr bwMode="auto">
+                    <a:xfrm>
+                      <a:off x="0" y="0"/>
+                      <a:ext cx="7199944" cy="4983663"/>
+                    </a:xfrm>
+                    <a:prstGeom prst="rect">
+                      <a:avLst/>
+                    </a:prstGeom>
+                    <a:ln>
+                      <a:noFill/>
+                    </a:ln>
+                    <a:extLst>
+                      <a:ext uri="{53640926-AAD7-44D8-BBD7-CCE9431645EC}">
+                        <a14:shadowObscured xmlns:a14="http://schemas.microsoft.com/office/drawing/2010/main"/>
+                      </a:ext>
+                    </a:extLst>
+                  </pic:spPr>
+                </pic:pic>
+              </a:graphicData>
+            </a:graphic>
+          </wp:inline>
+        </w:drawing>
+      </w:r>
+    </w:p>
+    <w:p>
+      <w:pPr>
+        <w:pStyle w:val="Beschriftung"/>
+        <w:rPr>
+          <w:lang w:val="en-GB"/>
+        </w:rPr>
+      </w:pPr>
+      <w:r>
+        <w:rPr>
+          <w:lang w:val="en-GB"/>
+        </w:rPr>
+        <w:t xml:space="preserve">Figure </w:t>
+      </w:r>
+      <w:r>
+        <w:fldChar w:fldCharType="begin"/>
+      </w:r>
+      <w:r>
+        <w:rPr>
+          <w:lang w:val="en-GB"/>
+        </w:rPr>
+        <w:instrText xml:space="preserve"> SEQ Figure \* ARABIC </w:instrText>
+      </w:r>
+      <w:r>
+        <w:fldChar w:fldCharType="separate"/>
+      </w:r>
+      <w:r>
+        <w:rPr>
+          <w:noProof/>
+          <w:lang w:val="en-GB"/>
+        </w:rPr>
+        <w:t>2</w:t>
+      </w:r>
+      <w:r>
+        <w:fldChar w:fldCharType="end"/>
+      </w:r>
+      <w:r>
+        <w:rPr>
+          <w:lang w:val="en-GB"/>
+        </w:rPr>
+        <w:t xml:space="preserve"> Pad Amplification and </w:t>
+      </w:r>
+      <w:r>
+        <w:rPr>
+          <w:lang w:val="en-GB"/>
+        </w:rPr>
+        <w:t>f</w:t>
+      </w:r>
+      <w:r>
+        <w:rPr>
+          <w:lang w:val="en-GB"/>
+        </w:rPr>
+        <w:t xml:space="preserve">iltering </w:t>
+      </w:r>
+      <w:r>
+        <w:rPr>
+          <w:lang w:val="en-GB"/>
+        </w:rPr>
+        <w:t>s</w:t>
+      </w:r>
+      <w:r>
+        <w:rPr>
+          <w:lang w:val="en-GB"/>
+        </w:rPr>
+        <w:t>chematic</w:t>
+      </w:r>
+    </w:p>
+    <w:p>
+      <w:pPr>
+        <w:keepNext/>
+      </w:pPr>
+      <w:r>
+        <w:rPr>
+          <w:lang w:val="en-GB"/>
+        </w:rPr>
+        <w:drawing>
+          <wp:inline distT="0" distB="0" distL="0" distR="0" wp14:anchorId="7D79855A" wp14:editId="5F23A102">
+            <wp:extent cx="7464612" cy="5142451"/>
+            <wp:effectExtent l="0" t="0" r="3175" b="1270"/>
+            <wp:docPr id="1848365283" name="Grafik 1" descr="Ein Bild, das Text, Diagramm, Reihe, Screenshot enthält.&#10;&#10;Automatisch generierte Beschreibung"/>
+            <wp:cNvGraphicFramePr>
+              <a:graphicFrameLocks xmlns:a="http://schemas.openxmlformats.org/drawingml/2006/main" noChangeAspect="1"/>
+            </wp:cNvGraphicFramePr>
+            <a:graphic xmlns:a="http://schemas.openxmlformats.org/drawingml/2006/main">
+              <a:graphicData uri="http://schemas.openxmlformats.org/drawingml/2006/picture">
+                <pic:pic xmlns:pic="http://schemas.openxmlformats.org/drawingml/2006/picture">
+                  <pic:nvPicPr>
+                    <pic:cNvPr id="1848365283" name="Grafik 1" descr="Ein Bild, das Text, Diagramm, Reihe, Screenshot enthält.&#10;&#10;Automatisch generierte Beschreibung"/>
+                    <pic:cNvPicPr/>
+                  </pic:nvPicPr>
+                  <pic:blipFill rotWithShape="1">
+                    <a:blip r:embed="rId21"/>
+                    <a:srcRect t="456" b="703"/>
+                    <a:stretch/>
+                  </pic:blipFill>
+                  <pic:spPr bwMode="auto">
+                    <a:xfrm>
+                      <a:off x="0" y="0"/>
+                      <a:ext cx="7478391" cy="5151943"/>
+                    </a:xfrm>
+                    <a:prstGeom prst="rect">
+                      <a:avLst/>
+                    </a:prstGeom>
+                    <a:ln>
+                      <a:noFill/>
+                    </a:ln>
+                    <a:extLst>
+                      <a:ext uri="{53640926-AAD7-44D8-BBD7-CCE9431645EC}">
+                        <a14:shadowObscured xmlns:a14="http://schemas.microsoft.com/office/drawing/2010/main"/>
+                      </a:ext>
+                    </a:extLst>
+                  </pic:spPr>
+                </pic:pic>
+              </a:graphicData>
+            </a:graphic>
+          </wp:inline>
+        </w:drawing>
+      </w:r>
+    </w:p>
+    <w:p>
+      <w:pPr>
+        <w:pStyle w:val="Beschriftung"/>
+        <w:rPr>
+          <w:lang w:val="en-GB"/>
+        </w:rPr>
+      </w:pPr>
+      <w:r>
+        <w:rPr>
+          <w:lang w:val="en-GB"/>
+        </w:rPr>
+        <w:t xml:space="preserve">Figure </w:t>
+      </w:r>
+      <w:r>
+        <w:fldChar w:fldCharType="begin"/>
+      </w:r>
+      <w:r>
+        <w:rPr>
+          <w:lang w:val="en-GB"/>
+        </w:rPr>
+        <w:instrText xml:space="preserve"> SEQ Figure \* ARABIC </w:instrText>
+      </w:r>
+      <w:r>
+        <w:fldChar w:fldCharType="separate"/>
+      </w:r>
+      <w:r>
+        <w:rPr>
+          <w:noProof/>
+          <w:lang w:val="en-GB"/>
+        </w:rPr>
+        <w:t>3</w:t>
+      </w:r>
+      <w:r>
+        <w:fldChar w:fldCharType="end"/>
+      </w:r>
+      <w:r>
+        <w:rPr>
+          <w:lang w:val="en-GB"/>
+        </w:rPr>
+        <w:t xml:space="preserve"> Hall-Sensor amplificati</w:t>
+      </w:r>
+      <w:r>
+        <w:rPr>
+          <w:lang w:val="en-GB"/>
+        </w:rPr>
+        <w:t>on and filtering</w:t>
+      </w:r>
+      <w:r>
+        <w:rPr>
+          <w:lang w:val="en-GB"/>
+        </w:rPr>
+        <w:t xml:space="preserve"> schematic</w:t>
+      </w:r>
+    </w:p>
+    <w:p>
+      <w:pPr>
+        <w:pStyle w:val="berschrift2"/>
+        <w:numPr>
+          <w:ilvl w:val="0"/>
+          <w:numId w:val="0"/>
+        </w:numPr>
+        <w:spacing w:before="100" w:beforeAutospacing="1" w:after="100" w:afterAutospacing="1"/>
+        <w:rPr>
+          <w:sz w:val="24"/>
+          <w:szCs w:val="22"/>
+          <w:lang w:val="en-GB"/>
+        </w:rPr>
+      </w:pPr>
+      <w:r>
+        <w:rPr>
+          <w:sz w:val="24"/>
+          <w:szCs w:val="22"/>
+          <w:lang w:val="en-GB"/>
+        </w:rPr>
+        <w:t>B</w:t>
+      </w:r>
+      <w:r>
+        <w:rPr>
+          <w:sz w:val="24"/>
+          <w:szCs w:val="22"/>
+          <w:lang w:val="en-GB"/>
+        </w:rPr>
+        <w:t xml:space="preserve"> </w:t>
+      </w:r>
+      <w:r>
+        <w:rPr>
+          <w:sz w:val="24"/>
+          <w:szCs w:val="22"/>
+          <w:lang w:val="en-GB"/>
+        </w:rPr>
+        <w:t>PCB</w:t>
+      </w:r>
+    </w:p>
+    <w:p>
+      <w:pPr>
+        <w:keepNext/>
+      </w:pPr>
+      <w:r>
+        <w:rPr>
+          <w:noProof/>
+          <w:lang w:val="en-GB"/>
+        </w:rPr>
+        <mc:AlternateContent>
+          <mc:Choice Requires="wpg">
+            <w:drawing>
+              <wp:inline distT="0" distB="0" distL="0" distR="0" wp14:anchorId="6E8229FD" wp14:editId="2C588A79">
+                <wp:extent cx="9053416" cy="4177030"/>
+                <wp:effectExtent l="0" t="0" r="0" b="0"/>
+                <wp:docPr id="328807694" name="Gruppieren 1"/>
+                <wp:cNvGraphicFramePr/>
+                <a:graphic xmlns:a="http://schemas.openxmlformats.org/drawingml/2006/main">
+                  <a:graphicData uri="http://schemas.microsoft.com/office/word/2010/wordprocessingGroup">
+                    <wpg:wgp>
+                      <wpg:cNvGrpSpPr/>
+                      <wpg:grpSpPr>
+                        <a:xfrm>
+                          <a:off x="0" y="0"/>
+                          <a:ext cx="9053416" cy="4177030"/>
+                          <a:chOff x="0" y="0"/>
+                          <a:chExt cx="9053416" cy="4177030"/>
+                        </a:xfrm>
+                      </wpg:grpSpPr>
+                      <pic:pic xmlns:pic="http://schemas.openxmlformats.org/drawingml/2006/picture">
+                        <pic:nvPicPr>
+                          <pic:cNvPr id="1189136918" name="Grafik 1" descr="Ein Bild, das Screenshot, Schaltung, Text, Farbigkeit enthält.&#10;&#10;Automatisch generierte Beschreibung"/>
+                          <pic:cNvPicPr>
+                            <a:picLocks noChangeAspect="1"/>
+                          </pic:cNvPicPr>
+                        </pic:nvPicPr>
+                        <pic:blipFill rotWithShape="1">
+                          <a:blip r:embed="rId22" cstate="print">
+                            <a:extLst>
+                              <a:ext uri="{28A0092B-C50C-407E-A947-70E740481C1C}">
+                                <a14:useLocalDpi xmlns:a14="http://schemas.microsoft.com/office/drawing/2010/main" val="0"/>
+                              </a:ext>
+                            </a:extLst>
+                          </a:blip>
+                          <a:srcRect l="2896" t="2007" r="3258" b="1323"/>
+                          <a:stretch/>
+                        </pic:blipFill>
+                        <pic:spPr bwMode="auto">
+                          <a:xfrm>
+                            <a:off x="0" y="0"/>
+                            <a:ext cx="2247900" cy="4174490"/>
+                          </a:xfrm>
+                          <a:prstGeom prst="rect">
+                            <a:avLst/>
+                          </a:prstGeom>
+                          <a:ln>
+                            <a:noFill/>
+                          </a:ln>
+                          <a:extLst>
+                            <a:ext uri="{53640926-AAD7-44D8-BBD7-CCE9431645EC}">
+                              <a14:shadowObscured xmlns:a14="http://schemas.microsoft.com/office/drawing/2010/main"/>
+                            </a:ext>
+                          </a:extLst>
+                        </pic:spPr>
+                      </pic:pic>
+                      <pic:pic xmlns:pic="http://schemas.openxmlformats.org/drawingml/2006/picture">
+                        <pic:nvPicPr>
+                          <pic:cNvPr id="357779546" name="Grafik 1" descr="Ein Bild, das Text, Screenshot, Diagramm, Software enthält.&#10;&#10;Automatisch generierte Beschreibung"/>
+                          <pic:cNvPicPr>
+                            <a:picLocks noChangeAspect="1"/>
+                          </pic:cNvPicPr>
+                        </pic:nvPicPr>
+                        <pic:blipFill rotWithShape="1">
+                          <a:blip r:embed="rId23">
+                            <a:extLst>
+                              <a:ext uri="{28A0092B-C50C-407E-A947-70E740481C1C}">
+                                <a14:useLocalDpi xmlns:a14="http://schemas.microsoft.com/office/drawing/2010/main" val="0"/>
+                              </a:ext>
+                            </a:extLst>
+                          </a:blip>
+                          <a:srcRect l="2646" t="1480" r="2799" b="1561"/>
+                          <a:stretch/>
+                        </pic:blipFill>
+                        <pic:spPr bwMode="auto">
+                          <a:xfrm>
+                            <a:off x="2246244" y="0"/>
+                            <a:ext cx="2275205" cy="4168775"/>
+                          </a:xfrm>
+                          <a:prstGeom prst="rect">
+                            <a:avLst/>
+                          </a:prstGeom>
+                          <a:ln>
+                            <a:noFill/>
+                          </a:ln>
+                          <a:extLst>
+                            <a:ext uri="{53640926-AAD7-44D8-BBD7-CCE9431645EC}">
+                              <a14:shadowObscured xmlns:a14="http://schemas.microsoft.com/office/drawing/2010/main"/>
+                            </a:ext>
+                          </a:extLst>
+                        </pic:spPr>
+                      </pic:pic>
+                      <pic:pic xmlns:pic="http://schemas.openxmlformats.org/drawingml/2006/picture">
+                        <pic:nvPicPr>
+                          <pic:cNvPr id="1723669722" name="Grafik 1" descr="Ein Bild, das Text, Schaltung, Screenshot, Kunst enthält.&#10;&#10;Automatisch generierte Beschreibung"/>
+                          <pic:cNvPicPr>
+                            <a:picLocks noChangeAspect="1"/>
+                          </pic:cNvPicPr>
+                        </pic:nvPicPr>
+                        <pic:blipFill rotWithShape="1">
+                          <a:blip r:embed="rId24">
+                            <a:extLst>
+                              <a:ext uri="{28A0092B-C50C-407E-A947-70E740481C1C}">
+                                <a14:useLocalDpi xmlns:a14="http://schemas.microsoft.com/office/drawing/2010/main" val="0"/>
+                              </a:ext>
+                            </a:extLst>
+                          </a:blip>
+                          <a:srcRect l="809" t="589" r="1855" b="918"/>
+                          <a:stretch/>
+                        </pic:blipFill>
+                        <pic:spPr bwMode="auto">
+                          <a:xfrm>
+                            <a:off x="4518991" y="0"/>
+                            <a:ext cx="2255520" cy="4168775"/>
+                          </a:xfrm>
+                          <a:prstGeom prst="rect">
+                            <a:avLst/>
+                          </a:prstGeom>
+                          <a:ln>
+                            <a:noFill/>
+                          </a:ln>
+                          <a:extLst>
+                            <a:ext uri="{53640926-AAD7-44D8-BBD7-CCE9431645EC}">
+                              <a14:shadowObscured xmlns:a14="http://schemas.microsoft.com/office/drawing/2010/main"/>
+                            </a:ext>
+                          </a:extLst>
+                        </pic:spPr>
+                      </pic:pic>
+                      <pic:pic xmlns:pic="http://schemas.openxmlformats.org/drawingml/2006/picture">
+                        <pic:nvPicPr>
+                          <pic:cNvPr id="2021222323" name="Grafik 1" descr="Ein Bild, das Text, Screenshot, Schaltung, Kunst enthält.&#10;&#10;Automatisch generierte Beschreibung"/>
+                          <pic:cNvPicPr>
+                            <a:picLocks noChangeAspect="1"/>
+                          </pic:cNvPicPr>
+                        </pic:nvPicPr>
+                        <pic:blipFill rotWithShape="1">
+                          <a:blip r:embed="rId25">
+                            <a:extLst>
+                              <a:ext uri="{28A0092B-C50C-407E-A947-70E740481C1C}">
+                                <a14:useLocalDpi xmlns:a14="http://schemas.microsoft.com/office/drawing/2010/main" val="0"/>
+                              </a:ext>
+                            </a:extLst>
+                          </a:blip>
+                          <a:srcRect l="2301" t="972" r="2772" b="1145"/>
+                          <a:stretch/>
+                        </pic:blipFill>
+                        <pic:spPr bwMode="auto">
+                          <a:xfrm>
+                            <a:off x="6771861" y="0"/>
+                            <a:ext cx="2281555" cy="4177030"/>
+                          </a:xfrm>
+                          <a:prstGeom prst="rect">
+                            <a:avLst/>
+                          </a:prstGeom>
+                          <a:ln>
+                            <a:noFill/>
+                          </a:ln>
+                          <a:extLst>
+                            <a:ext uri="{53640926-AAD7-44D8-BBD7-CCE9431645EC}">
+                              <a14:shadowObscured xmlns:a14="http://schemas.microsoft.com/office/drawing/2010/main"/>
+                            </a:ext>
+                          </a:extLst>
+                        </pic:spPr>
+                      </pic:pic>
+                    </wpg:wgp>
+                  </a:graphicData>
+                </a:graphic>
+              </wp:inline>
+            </w:drawing>
+          </mc:Choice>
+          <mc:Fallback>
+            <w:pict>
+              <v:group w14:anchorId="5E2DEF8E" id="Gruppieren 1" o:spid="_x0000_s1026" style="width:712.85pt;height:328.9pt;mso-position-horizontal-relative:char;mso-position-vertical-relative:line" coordsize="90534,41770" o:gfxdata="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">
+                <v:shapetype id="_x0000_t75" coordsize="21600,21600" o:spt="75" o:preferrelative="t" path="m@4@5l@4@11@9@11@9@5xe" filled="f" stroked="f">
+                  <v:stroke joinstyle="miter"/>
+                  <v:formulas>
+                    <v:f eqn="if lineDrawn pixelLineWidth 0"/>
+                    <v:f eqn="sum @0 1 0"/>
+                    <v:f eqn="sum 0 0 @1"/>
+                    <v:f eqn="prod @2 1 2"/>
+                    <v:f eqn="prod @3 21600 pixelWidth"/>
+                    <v:f eqn="prod @3 21600 pixelHeight"/>
+                    <v:f eqn="sum @0 0 1"/>
+                    <v:f eqn="prod @6 1 2"/>
+                    <v:f eqn="prod @7 21600 pixelWidth"/>
+                    <v:f eqn="sum @8 21600 0"/>
+                    <v:f eqn="prod @7 21600 pixelHeight"/>
+                    <v:f eqn="sum @10 21600 0"/>
+                  </v:formulas>
+                  <v:path o:extrusionok="f" gradientshapeok="t" o:connecttype="rect"/>
+                  <o:lock v:ext="edit" aspectratio="t"/>
+                </v:shapetype>
+                <v:shape id="Grafik 1" o:spid="_x0000_s1027" type="#_x0000_t75" alt="Ein Bild, das Screenshot, Schaltung, Text, Farbigkeit enthält.&#10;&#10;Automatisch generierte Beschreibung" style="position:absolute;width:22479;height:41744;visibility:visible;mso-wrap-style:square" o:gfxdata="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">
+                  <v:imagedata r:id="rId26" o:title="Ein Bild, das Screenshot, Schaltung, Text, Farbigkeit enthält" croptop="1315f" cropbottom="867f" cropleft="1898f" cropright="2135f"/>
+                </v:shape>
+                <v:shape id="Grafik 1" o:spid="_x0000_s1028" type="#_x0000_t75" alt="Ein Bild, das Text, Screenshot, Diagramm, Software enthält.&#10;&#10;Automatisch generierte Beschreibung" style="position:absolute;left:22462;width:22752;height:41687;visibility:visible;mso-wrap-style:square" o:gfxdata="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">
+                  <v:imagedata r:id="rId27" o:title="Ein Bild, das Text, Screenshot, Diagramm, Software enthält" croptop="970f" cropbottom="1023f" cropleft="1734f" cropright="1834f"/>
+                </v:shape>
+                <v:shape id="Grafik 1" o:spid="_x0000_s1029" type="#_x0000_t75" alt="Ein Bild, das Text, Schaltung, Screenshot, Kunst enthält.&#10;&#10;Automatisch generierte Beschreibung" style="position:absolute;left:45189;width:22556;height:41687;visibility:visible;mso-wrap-style:square" o:gfxdata="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">
+                  <v:imagedata r:id="rId28" o:title="Ein Bild, das Text, Schaltung, Screenshot, Kunst enthält" croptop="386f" cropbottom="602f" cropleft="530f" cropright="1216f"/>
+                </v:shape>
+                <v:shape id="Grafik 1" o:spid="_x0000_s1030" type="#_x0000_t75" alt="Ein Bild, das Text, Screenshot, Schaltung, Kunst enthält.&#10;&#10;Automatisch generierte Beschreibung" style="position:absolute;left:67718;width:22816;height:41770;visibility:visible;mso-wrap-style:square" o:gfxdata="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">
+                  <v:imagedata r:id="rId29" o:title="Ein Bild, das Text, Screenshot, Schaltung, Kunst enthält" croptop="637f" cropbottom="750f" cropleft="1508f" cropright="1817f"/>
+                </v:shape>
+                <w10:anchorlock/>
+              </v:group>
+            </w:pict>
+          </mc:Fallback>
+        </mc:AlternateContent>
+      </w:r>
+    </w:p>
     <w:sectPr>
-      <w:headerReference w:type="default" r:id="rId17"/>
-      <w:footerReference w:type="default" r:id="rId18"/>
-      <w:pgSz w:w="11906" w:h="16838"/>
-      <w:pgMar w:top="1417" w:right="1417" w:bottom="1134" w:left="1417" w:header="708" w:footer="708" w:gutter="0"/>
-      <w:pgNumType w:start="0"/>
+      <w:headerReference w:type="default" r:id="rId30"/>
+      <w:footerReference w:type="default" r:id="rId31"/>
+      <w:headerReference w:type="first" r:id="rId32"/>
+      <w:footerReference w:type="first" r:id="rId33"/>
+      <w:pgSz w:w="16838" w:h="11906" w:orient="landscape"/>
+      <w:pgMar w:top="1418" w:right="1134" w:bottom="1418" w:left="1418" w:header="709" w:footer="709" w:gutter="0"/>
       <w:cols w:space="708"/>
-      <w:titlePg/>
       <w:docGrid w:linePitch="360"/>
     </w:sectPr>
   </w:body>
@@ -4030,6 +4897,7 @@
           <w:docPartUnique/>
         </w:docPartObj>
       </w:sdtPr>
+      <w:sdtEndPr/>
       <w:sdtContent>
         <w:r>
           <w:fldChar w:fldCharType="begin"/>
@@ -4113,17 +4981,223 @@
             <w:dataBinding w:prefixMappings="xmlns:ns0='http://purl.org/dc/elements/1.1/' xmlns:ns1='http://schemas.openxmlformats.org/package/2006/metadata/core-properties' " w:xpath="/ns1:coreProperties[1]/ns0:creator[1]" w:storeItemID="{6C3C8BC8-F283-45AE-878A-BAB7291924A1}"/>
             <w:text/>
           </w:sdtPr>
+          <w:sdtEndPr/>
           <w:sdtContent>
+            <w:proofErr w:type="spellStart"/>
             <w:r>
               <w:rPr>
                 <w:lang w:val="en-GB"/>
               </w:rPr>
-              <w:t>A.Horvat &amp; T.Wey</w:t>
-            </w:r>
+              <w:t>A.Horvat</w:t>
+            </w:r>
+            <w:proofErr w:type="spellEnd"/>
+            <w:r>
+              <w:rPr>
+                <w:lang w:val="en-GB"/>
+              </w:rPr>
+              <w:t xml:space="preserve"> &amp; </w:t>
+            </w:r>
+            <w:proofErr w:type="spellStart"/>
+            <w:proofErr w:type="gramStart"/>
+            <w:r>
+              <w:rPr>
+                <w:lang w:val="en-GB"/>
+              </w:rPr>
+              <w:t>T.Wey</w:t>
+            </w:r>
+            <w:proofErr w:type="spellEnd"/>
+            <w:proofErr w:type="gramEnd"/>
           </w:sdtContent>
         </w:sdt>
       </w:sdtContent>
     </w:sdt>
+  </w:p>
+</w:ftr>
+</file>
+
+<file path=word/footer2.xml><?xml version="1.0" encoding="utf-8"?>
+<w:ftr xmlns:wpc="http://schemas.microsoft.com/office/word/2010/wordprocessingCanvas" xmlns:cx="http://schemas.microsoft.com/office/drawing/2014/chartex" xmlns:cx1="http://schemas.microsoft.com/office/drawing/2015/9/8/chartex" xmlns:cx2="http://schemas.microsoft.com/office/drawing/2015/10/21/chartex" xmlns:cx3="http://schemas.microsoft.com/office/drawing/2016/5/9/chartex" xmlns:cx4="http://schemas.microsoft.com/office/drawing/2016/5/10/chartex" xmlns:cx5="http://schemas.microsoft.com/office/drawing/2016/5/11/chartex" xmlns:cx6="http://schemas.microsoft.com/office/drawing/2016/5/12/chartex" xmlns:cx7="http://schemas.microsoft.com/office/drawing/2016/5/13/chartex" xmlns:cx8="http://schemas.microsoft.com/office/drawing/2016/5/14/chartex" xmlns:mc="http://schemas.openxmlformats.org/markup-compatibility/2006" xmlns:aink="http://schemas.microsoft.com/office/drawing/2016/ink" xmlns:am3d="http://schemas.microsoft.com/office/drawing/2017/model3d" xmlns:o="urn:schemas-microsoft-com:office:office" xmlns:oel="http://schemas.microsoft.com/office/2019/extlst" xmlns:r="http://schemas.openxmlformats.org/officeDocument/2006/relationships" xmlns:m="http://schemas.openxmlformats.org/officeDocument/2006/math" xmlns:v="urn:schemas-microsoft-com:vml" xmlns:wp14="http://schemas.microsoft.com/office/word/2010/wordprocessingDrawing" xmlns:wp="http://schemas.openxmlformats.org/drawingml/2006/wordprocessingDrawing" xmlns:w10="urn:schemas-microsoft-com:office:word" xmlns:w="http://schemas.openxmlformats.org/wordprocessingml/2006/main" xmlns:w14="http://schemas.microsoft.com/office/word/2010/wordml" xmlns:w15="http://schemas.microsoft.com/office/word/2012/wordml" xmlns:w16cex="http://schemas.microsoft.com/office/word/2018/wordml/cex" xmlns:w16cid="http://schemas.microsoft.com/office/word/2016/wordml/cid" xmlns:w16="http://schemas.microsoft.com/office/word/2018/wordml" xmlns:w16sdtdh="http://schemas.microsoft.com/office/word/2020/wordml/sdtdatahash" xmlns:w16se="http://schemas.microsoft.com/office/word/2015/wordml/symex" xmlns:wpg="http://schemas.microsoft.com/office/word/2010/wordprocessingGroup" xmlns:wpi="http://schemas.microsoft.com/office/word/2010/wordprocessingInk" xmlns:wne="http://schemas.microsoft.com/office/word/2006/wordml" xmlns:wps="http://schemas.microsoft.com/office/word/2010/wordprocessingShape" mc:Ignorable="w14 w15 w16se w16cid w16 w16cex w16sdtdh wp14">
+  <w:p>
+    <w:pPr>
+      <w:pStyle w:val="Fuzeile"/>
+      <w:jc w:val="center"/>
+      <w:rPr>
+        <w:lang w:val="en-GB"/>
+      </w:rPr>
+    </w:pPr>
+    <w:r>
+      <w:rPr>
+        <w:lang w:val="en-GB"/>
+      </w:rPr>
+      <w:fldChar w:fldCharType="begin"/>
+    </w:r>
+    <w:r>
+      <w:rPr>
+        <w:lang w:val="en-GB"/>
+      </w:rPr>
+      <w:instrText xml:space="preserve"> FILENAME \* MERGEFORMAT </w:instrText>
+    </w:r>
+    <w:r>
+      <w:rPr>
+        <w:lang w:val="en-GB"/>
+      </w:rPr>
+      <w:fldChar w:fldCharType="separate"/>
+    </w:r>
+    <w:r>
+      <w:rPr>
+        <w:noProof/>
+        <w:lang w:val="en-GB"/>
+      </w:rPr>
+      <w:t>HW_Report.docx</w:t>
+    </w:r>
+    <w:r>
+      <w:rPr>
+        <w:lang w:val="en-GB"/>
+      </w:rPr>
+      <w:fldChar w:fldCharType="end"/>
+    </w:r>
+    <w:r>
+      <w:rPr>
+        <w:lang w:val="en-GB"/>
+      </w:rPr>
+      <w:tab/>
+    </w:r>
+    <w:r>
+      <w:rPr>
+        <w:lang w:val="en-GB"/>
+      </w:rPr>
+      <w:t xml:space="preserve">page </w:t>
+    </w:r>
+    <w:sdt>
+      <w:sdtPr>
+        <w:id w:val="-738947035"/>
+        <w:docPartObj>
+          <w:docPartGallery w:val="Page Numbers (Bottom of Page)"/>
+          <w:docPartUnique/>
+        </w:docPartObj>
+      </w:sdtPr>
+      <w:sdtContent>
+        <w:r>
+          <w:fldChar w:fldCharType="begin"/>
+        </w:r>
+        <w:r>
+          <w:rPr>
+            <w:lang w:val="en-GB"/>
+          </w:rPr>
+          <w:instrText>PAGE   \* MERGEFORMAT</w:instrText>
+        </w:r>
+        <w:r>
+          <w:fldChar w:fldCharType="separate"/>
+        </w:r>
+        <w:r>
+          <w:rPr>
+            <w:noProof/>
+            <w:lang w:val="en-GB"/>
+          </w:rPr>
+          <w:t>2</w:t>
+        </w:r>
+        <w:r>
+          <w:fldChar w:fldCharType="end"/>
+        </w:r>
+        <w:r>
+          <w:rPr>
+            <w:lang w:val="en-GB"/>
+          </w:rPr>
+          <w:t xml:space="preserve"> </w:t>
+        </w:r>
+        <w:r>
+          <w:rPr>
+            <w:lang w:val="en-GB"/>
+          </w:rPr>
+          <w:t>of</w:t>
+        </w:r>
+        <w:r>
+          <w:rPr>
+            <w:lang w:val="en-GB"/>
+          </w:rPr>
+          <w:t xml:space="preserve"> </w:t>
+        </w:r>
+        <w:r>
+          <w:fldChar w:fldCharType="begin"/>
+        </w:r>
+        <w:r>
+          <w:rPr>
+            <w:lang w:val="en-GB"/>
+          </w:rPr>
+          <w:instrText xml:space="preserve"> NUMPAGES   \* MERGEFORMAT </w:instrText>
+        </w:r>
+        <w:r>
+          <w:fldChar w:fldCharType="separate"/>
+        </w:r>
+        <w:r>
+          <w:rPr>
+            <w:noProof/>
+            <w:lang w:val="en-GB"/>
+          </w:rPr>
+          <w:t>3</w:t>
+        </w:r>
+        <w:r>
+          <w:fldChar w:fldCharType="end"/>
+        </w:r>
+        <w:r>
+          <w:rPr>
+            <w:lang w:val="en-GB"/>
+          </w:rPr>
+          <w:tab/>
+        </w:r>
+        <w:sdt>
+          <w:sdtPr>
+            <w:rPr>
+              <w:lang w:val="en-GB"/>
+            </w:rPr>
+            <w:alias w:val="Autor"/>
+            <w:tag w:val=""/>
+            <w:id w:val="1102460097"/>
+            <w:placeholder>
+              <w:docPart w:val="485646FE492D4806B8AA8EE8D90A6EF0"/>
+            </w:placeholder>
+            <w:dataBinding w:prefixMappings="xmlns:ns0='http://purl.org/dc/elements/1.1/' xmlns:ns1='http://schemas.openxmlformats.org/package/2006/metadata/core-properties' " w:xpath="/ns1:coreProperties[1]/ns0:creator[1]" w:storeItemID="{6C3C8BC8-F283-45AE-878A-BAB7291924A1}"/>
+            <w:text/>
+          </w:sdtPr>
+          <w:sdtContent>
+            <w:proofErr w:type="spellStart"/>
+            <w:r>
+              <w:rPr>
+                <w:lang w:val="en-GB"/>
+              </w:rPr>
+              <w:t>A.Horvat</w:t>
+            </w:r>
+            <w:proofErr w:type="spellEnd"/>
+            <w:r>
+              <w:rPr>
+                <w:lang w:val="en-GB"/>
+              </w:rPr>
+              <w:t xml:space="preserve"> &amp; </w:t>
+            </w:r>
+            <w:proofErr w:type="spellStart"/>
+            <w:proofErr w:type="gramStart"/>
+            <w:r>
+              <w:rPr>
+                <w:lang w:val="en-GB"/>
+              </w:rPr>
+              <w:t>T.Wey</w:t>
+            </w:r>
+            <w:proofErr w:type="spellEnd"/>
+            <w:proofErr w:type="gramEnd"/>
+          </w:sdtContent>
+        </w:sdt>
+      </w:sdtContent>
+    </w:sdt>
+  </w:p>
+</w:ftr>
+</file>
+
+<file path=word/footer3.xml><?xml version="1.0" encoding="utf-8"?>
+<w:ftr xmlns:wpc="http://schemas.microsoft.com/office/word/2010/wordprocessingCanvas" xmlns:cx="http://schemas.microsoft.com/office/drawing/2014/chartex" xmlns:cx1="http://schemas.microsoft.com/office/drawing/2015/9/8/chartex" xmlns:cx2="http://schemas.microsoft.com/office/drawing/2015/10/21/chartex" xmlns:cx3="http://schemas.microsoft.com/office/drawing/2016/5/9/chartex" xmlns:cx4="http://schemas.microsoft.com/office/drawing/2016/5/10/chartex" xmlns:cx5="http://schemas.microsoft.com/office/drawing/2016/5/11/chartex" xmlns:cx6="http://schemas.microsoft.com/office/drawing/2016/5/12/chartex" xmlns:cx7="http://schemas.microsoft.com/office/drawing/2016/5/13/chartex" xmlns:cx8="http://schemas.microsoft.com/office/drawing/2016/5/14/chartex" xmlns:mc="http://schemas.openxmlformats.org/markup-compatibility/2006" xmlns:aink="http://schemas.microsoft.com/office/drawing/2016/ink" xmlns:am3d="http://schemas.microsoft.com/office/drawing/2017/model3d" xmlns:o="urn:schemas-microsoft-com:office:office" xmlns:oel="http://schemas.microsoft.com/office/2019/extlst" xmlns:r="http://schemas.openxmlformats.org/officeDocument/2006/relationships" xmlns:m="http://schemas.openxmlformats.org/officeDocument/2006/math" xmlns:v="urn:schemas-microsoft-com:vml" xmlns:wp14="http://schemas.microsoft.com/office/word/2010/wordprocessingDrawing" xmlns:wp="http://schemas.openxmlformats.org/drawingml/2006/wordprocessingDrawing" xmlns:w10="urn:schemas-microsoft-com:office:word" xmlns:w="http://schemas.openxmlformats.org/wordprocessingml/2006/main" xmlns:w14="http://schemas.microsoft.com/office/word/2010/wordml" xmlns:w15="http://schemas.microsoft.com/office/word/2012/wordml" xmlns:w16cex="http://schemas.microsoft.com/office/word/2018/wordml/cex" xmlns:w16cid="http://schemas.microsoft.com/office/word/2016/wordml/cid" xmlns:w16="http://schemas.microsoft.com/office/word/2018/wordml" xmlns:w16sdtdh="http://schemas.microsoft.com/office/word/2020/wordml/sdtdatahash" xmlns:w16se="http://schemas.microsoft.com/office/word/2015/wordml/symex" xmlns:wpg="http://schemas.microsoft.com/office/word/2010/wordprocessingGroup" xmlns:wpi="http://schemas.microsoft.com/office/word/2010/wordprocessingInk" xmlns:wne="http://schemas.microsoft.com/office/word/2006/wordml" xmlns:wps="http://schemas.microsoft.com/office/word/2010/wordprocessingShape" mc:Ignorable="w14 w15 w16se w16cid w16 w16cex w16sdtdh wp14">
+  <w:p>
+    <w:pPr>
+      <w:pStyle w:val="Fuzeile"/>
+    </w:pPr>
   </w:p>
 </w:ftr>
 </file>
@@ -4185,7 +5259,7 @@
           <wp:extent cx="681152" cy="681152"/>
           <wp:effectExtent l="0" t="0" r="5080" b="5080"/>
           <wp:wrapNone/>
-          <wp:docPr id="1320973198" name="Picture 1320973198" descr="Ein Bild, das Grafiken, Kreis, Schrift, Logo enthält.&#10;&#10;Automatisch generierte Beschreibung"/>
+          <wp:docPr id="1321824112" name="Grafik 1321824112" descr="Ein Bild, das Grafiken, Kreis, Schrift, Logo enthält.&#10;&#10;Automatisch generierte Beschreibung"/>
           <wp:cNvGraphicFramePr>
             <a:graphicFrameLocks xmlns:a="http://schemas.openxmlformats.org/drawingml/2006/main" noChangeAspect="1"/>
           </wp:cNvGraphicFramePr>
@@ -4258,6 +5332,118 @@
     <w:r>
       <w:ptab w:relativeTo="margin" w:alignment="right" w:leader="none"/>
     </w:r>
+  </w:p>
+</w:hdr>
+</file>
+
+<file path=word/header2.xml><?xml version="1.0" encoding="utf-8"?>
+<w:hdr xmlns:wpc="http://schemas.microsoft.com/office/word/2010/wordprocessingCanvas" xmlns:cx="http://schemas.microsoft.com/office/drawing/2014/chartex" xmlns:cx1="http://schemas.microsoft.com/office/drawing/2015/9/8/chartex" xmlns:cx2="http://schemas.microsoft.com/office/drawing/2015/10/21/chartex" xmlns:cx3="http://schemas.microsoft.com/office/drawing/2016/5/9/chartex" xmlns:cx4="http://schemas.microsoft.com/office/drawing/2016/5/10/chartex" xmlns:cx5="http://schemas.microsoft.com/office/drawing/2016/5/11/chartex" xmlns:cx6="http://schemas.microsoft.com/office/drawing/2016/5/12/chartex" xmlns:cx7="http://schemas.microsoft.com/office/drawing/2016/5/13/chartex" xmlns:cx8="http://schemas.microsoft.com/office/drawing/2016/5/14/chartex" xmlns:mc="http://schemas.openxmlformats.org/markup-compatibility/2006" xmlns:aink="http://schemas.microsoft.com/office/drawing/2016/ink" xmlns:am3d="http://schemas.microsoft.com/office/drawing/2017/model3d" xmlns:o="urn:schemas-microsoft-com:office:office" xmlns:oel="http://schemas.microsoft.com/office/2019/extlst" xmlns:r="http://schemas.openxmlformats.org/officeDocument/2006/relationships" xmlns:m="http://schemas.openxmlformats.org/officeDocument/2006/math" xmlns:v="urn:schemas-microsoft-com:vml" xmlns:wp14="http://schemas.microsoft.com/office/word/2010/wordprocessingDrawing" xmlns:wp="http://schemas.openxmlformats.org/drawingml/2006/wordprocessingDrawing" xmlns:w10="urn:schemas-microsoft-com:office:word" xmlns:w="http://schemas.openxmlformats.org/wordprocessingml/2006/main" xmlns:w14="http://schemas.microsoft.com/office/word/2010/wordml" xmlns:w15="http://schemas.microsoft.com/office/word/2012/wordml" xmlns:w16cex="http://schemas.microsoft.com/office/word/2018/wordml/cex" xmlns:w16cid="http://schemas.microsoft.com/office/word/2016/wordml/cid" xmlns:w16="http://schemas.microsoft.com/office/word/2018/wordml" xmlns:w16sdtdh="http://schemas.microsoft.com/office/word/2020/wordml/sdtdatahash" xmlns:w16se="http://schemas.microsoft.com/office/word/2015/wordml/symex" xmlns:wpg="http://schemas.microsoft.com/office/word/2010/wordprocessingGroup" xmlns:wpi="http://schemas.microsoft.com/office/word/2010/wordprocessingInk" xmlns:wne="http://schemas.microsoft.com/office/word/2006/wordml" xmlns:wps="http://schemas.microsoft.com/office/word/2010/wordprocessingShape" mc:Ignorable="w14 w15 w16se w16cid w16 w16cex w16sdtdh wp14">
+  <w:p>
+    <w:pPr>
+      <w:pStyle w:val="Kopfzeile"/>
+    </w:pPr>
+    <w:r>
+      <w:rPr>
+        <w:b/>
+        <w:bCs/>
+        <w:noProof/>
+        <w:lang w:eastAsia="de-CH"/>
+      </w:rPr>
+      <w:drawing>
+        <wp:anchor distT="0" distB="0" distL="114300" distR="114300" simplePos="0" relativeHeight="251660288" behindDoc="0" locked="0" layoutInCell="1" allowOverlap="1" wp14:anchorId="6BD62C5D" wp14:editId="5E9A9918">
+          <wp:simplePos x="0" y="0"/>
+          <wp:positionH relativeFrom="column">
+            <wp:posOffset>8351188</wp:posOffset>
+          </wp:positionH>
+          <wp:positionV relativeFrom="paragraph">
+            <wp:posOffset>-334144</wp:posOffset>
+          </wp:positionV>
+          <wp:extent cx="681152" cy="681152"/>
+          <wp:effectExtent l="0" t="0" r="5080" b="5080"/>
+          <wp:wrapNone/>
+          <wp:docPr id="2011718023" name="Grafik 2011718023" descr="Ein Bild, das Grafiken, Kreis, Schrift, Logo enthält.&#10;&#10;Automatisch generierte Beschreibung"/>
+          <wp:cNvGraphicFramePr>
+            <a:graphicFrameLocks xmlns:a="http://schemas.openxmlformats.org/drawingml/2006/main" noChangeAspect="1"/>
+          </wp:cNvGraphicFramePr>
+          <a:graphic xmlns:a="http://schemas.openxmlformats.org/drawingml/2006/main">
+            <a:graphicData uri="http://schemas.openxmlformats.org/drawingml/2006/picture">
+              <pic:pic xmlns:pic="http://schemas.openxmlformats.org/drawingml/2006/picture">
+                <pic:nvPicPr>
+                  <pic:cNvPr id="92265244" name="Grafik 4" descr="Ein Bild, das Grafiken, Kreis, Schrift, Logo enthält.&#10;&#10;Automatisch generierte Beschreibung"/>
+                  <pic:cNvPicPr>
+                    <a:picLocks noChangeAspect="1" noChangeArrowheads="1"/>
+                  </pic:cNvPicPr>
+                </pic:nvPicPr>
+                <pic:blipFill>
+                  <a:blip r:embed="rId1" cstate="print">
+                    <a:biLevel thresh="75000"/>
+                    <a:extLst>
+                      <a:ext uri="{BEBA8EAE-BF5A-486C-A8C5-ECC9F3942E4B}">
+                        <a14:imgProps xmlns:a14="http://schemas.microsoft.com/office/drawing/2010/main">
+                          <a14:imgLayer r:embed="rId2">
+                            <a14:imgEffect>
+                              <a14:brightnessContrast bright="-23000" contrast="-2000"/>
+                            </a14:imgEffect>
+                          </a14:imgLayer>
+                        </a14:imgProps>
+                      </a:ext>
+                      <a:ext uri="{28A0092B-C50C-407E-A947-70E740481C1C}">
+                        <a14:useLocalDpi xmlns:a14="http://schemas.microsoft.com/office/drawing/2010/main" val="0"/>
+                      </a:ext>
+                    </a:extLst>
+                  </a:blip>
+                  <a:srcRect/>
+                  <a:stretch>
+                    <a:fillRect/>
+                  </a:stretch>
+                </pic:blipFill>
+                <pic:spPr bwMode="auto">
+                  <a:xfrm>
+                    <a:off x="0" y="0"/>
+                    <a:ext cx="681152" cy="681152"/>
+                  </a:xfrm>
+                  <a:prstGeom prst="rect">
+                    <a:avLst/>
+                  </a:prstGeom>
+                  <a:noFill/>
+                  <a:ln>
+                    <a:noFill/>
+                  </a:ln>
+                </pic:spPr>
+              </pic:pic>
+            </a:graphicData>
+          </a:graphic>
+          <wp14:sizeRelH relativeFrom="margin">
+            <wp14:pctWidth>0</wp14:pctWidth>
+          </wp14:sizeRelH>
+          <wp14:sizeRelV relativeFrom="margin">
+            <wp14:pctHeight>0</wp14:pctHeight>
+          </wp14:sizeRelV>
+        </wp:anchor>
+      </w:drawing>
+    </w:r>
+    <w:r>
+      <w:t>Hardware Report</w:t>
+    </w:r>
+    <w:r>
+      <w:ptab w:relativeTo="margin" w:alignment="center" w:leader="none"/>
+    </w:r>
+    <w:r>
+      <w:t>Cable-Monitor</w:t>
+    </w:r>
+    <w:r>
+      <w:ptab w:relativeTo="margin" w:alignment="right" w:leader="none"/>
+    </w:r>
+  </w:p>
+</w:hdr>
+</file>
+
+<file path=word/header3.xml><?xml version="1.0" encoding="utf-8"?>
+<w:hdr xmlns:wpc="http://schemas.microsoft.com/office/word/2010/wordprocessingCanvas" xmlns:cx="http://schemas.microsoft.com/office/drawing/2014/chartex" xmlns:cx1="http://schemas.microsoft.com/office/drawing/2015/9/8/chartex" xmlns:cx2="http://schemas.microsoft.com/office/drawing/2015/10/21/chartex" xmlns:cx3="http://schemas.microsoft.com/office/drawing/2016/5/9/chartex" xmlns:cx4="http://schemas.microsoft.com/office/drawing/2016/5/10/chartex" xmlns:cx5="http://schemas.microsoft.com/office/drawing/2016/5/11/chartex" xmlns:cx6="http://schemas.microsoft.com/office/drawing/2016/5/12/chartex" xmlns:cx7="http://schemas.microsoft.com/office/drawing/2016/5/13/chartex" xmlns:cx8="http://schemas.microsoft.com/office/drawing/2016/5/14/chartex" xmlns:mc="http://schemas.openxmlformats.org/markup-compatibility/2006" xmlns:aink="http://schemas.microsoft.com/office/drawing/2016/ink" xmlns:am3d="http://schemas.microsoft.com/office/drawing/2017/model3d" xmlns:o="urn:schemas-microsoft-com:office:office" xmlns:oel="http://schemas.microsoft.com/office/2019/extlst" xmlns:r="http://schemas.openxmlformats.org/officeDocument/2006/relationships" xmlns:m="http://schemas.openxmlformats.org/officeDocument/2006/math" xmlns:v="urn:schemas-microsoft-com:vml" xmlns:wp14="http://schemas.microsoft.com/office/word/2010/wordprocessingDrawing" xmlns:wp="http://schemas.openxmlformats.org/drawingml/2006/wordprocessingDrawing" xmlns:w10="urn:schemas-microsoft-com:office:word" xmlns:w="http://schemas.openxmlformats.org/wordprocessingml/2006/main" xmlns:w14="http://schemas.microsoft.com/office/word/2010/wordml" xmlns:w15="http://schemas.microsoft.com/office/word/2012/wordml" xmlns:w16cex="http://schemas.microsoft.com/office/word/2018/wordml/cex" xmlns:w16cid="http://schemas.microsoft.com/office/word/2016/wordml/cid" xmlns:w16="http://schemas.microsoft.com/office/word/2018/wordml" xmlns:w16sdtdh="http://schemas.microsoft.com/office/word/2020/wordml/sdtdatahash" xmlns:w16se="http://schemas.microsoft.com/office/word/2015/wordml/symex" xmlns:wpg="http://schemas.microsoft.com/office/word/2010/wordprocessingGroup" xmlns:wpi="http://schemas.microsoft.com/office/word/2010/wordprocessingInk" xmlns:wne="http://schemas.microsoft.com/office/word/2006/wordml" xmlns:wps="http://schemas.microsoft.com/office/word/2010/wordprocessingShape" mc:Ignorable="w14 w15 w16se w16cid w16 w16cex w16sdtdh wp14">
+  <w:p>
+    <w:pPr>
+      <w:pStyle w:val="Kopfzeile"/>
+    </w:pPr>
   </w:p>
 </w:hdr>
 </file>
@@ -7806,6 +8992,35 @@
         </w:p>
       </w:docPartBody>
     </w:docPart>
+    <w:docPart>
+      <w:docPartPr>
+        <w:name w:val="485646FE492D4806B8AA8EE8D90A6EF0"/>
+        <w:category>
+          <w:name w:val="Allgemein"/>
+          <w:gallery w:val="placeholder"/>
+        </w:category>
+        <w:types>
+          <w:type w:val="bbPlcHdr"/>
+        </w:types>
+        <w:behaviors>
+          <w:behavior w:val="content"/>
+        </w:behaviors>
+        <w:guid w:val="{A7A54BC8-4757-4BE8-85F1-949B8FE9FF66}"/>
+      </w:docPartPr>
+      <w:docPartBody>
+        <w:p>
+          <w:pPr>
+            <w:pStyle w:val="485646FE492D4806B8AA8EE8D90A6EF0"/>
+          </w:pPr>
+          <w:r>
+            <w:rPr>
+              <w:rStyle w:val="Platzhaltertext"/>
+            </w:rPr>
+            <w:t>[Autor]</w:t>
+          </w:r>
+        </w:p>
+      </w:docPartBody>
+    </w:docPart>
   </w:docParts>
 </w:glossaryDocument>
 </file>
@@ -7852,14 +9067,14 @@
     <w:charset w:val="00"/>
     <w:family w:val="swiss"/>
     <w:pitch w:val="variable"/>
-    <w:sig w:usb0="E4002EFF" w:usb1="C000247B" w:usb2="00000009" w:usb3="00000000" w:csb0="000001FF" w:csb1="00000000"/>
+    <w:sig w:usb0="E4002EFF" w:usb1="C200247B" w:usb2="00000009" w:usb3="00000000" w:csb0="000001FF" w:csb1="00000000"/>
   </w:font>
   <w:font w:name="Calibri Light">
     <w:panose1 w:val="020F0302020204030204"/>
     <w:charset w:val="00"/>
     <w:family w:val="swiss"/>
     <w:pitch w:val="variable"/>
-    <w:sig w:usb0="E4002EFF" w:usb1="C000247B" w:usb2="00000009" w:usb3="00000000" w:csb0="000001FF" w:csb1="00000000"/>
+    <w:sig w:usb0="E4002EFF" w:usb1="C200247B" w:usb2="00000009" w:usb3="00000000" w:csb0="000001FF" w:csb1="00000000"/>
   </w:font>
 </w:fonts>
 </file>
@@ -7898,6 +9113,7 @@
     <w:rsid w:val="00AB1253"/>
     <w:rsid w:val="00BD12D6"/>
     <w:rsid w:val="00C12F6B"/>
+    <w:rsid w:val="00E4415F"/>
     <w:rsid w:val="00E80640"/>
     <w:rsid w:val="00F10970"/>
     <w:rsid w:val="00FA2854"/>
@@ -8360,9 +9576,81 @@
     <w:basedOn w:val="Absatz-Standardschriftart"/>
     <w:uiPriority w:val="99"/>
     <w:semiHidden/>
-    <w:rsid w:val="003A0D7B"/>
+    <w:rsid w:val="00E4415F"/>
     <w:rPr>
       <w:color w:val="808080"/>
+    </w:rPr>
+  </w:style>
+  <w:style w:type="paragraph" w:customStyle="1" w:styleId="15EB32F9B7434AC2A8AD4AD604C9D270">
+    <w:name w:val="15EB32F9B7434AC2A8AD4AD604C9D270"/>
+    <w:rsid w:val="00E4415F"/>
+    <w:rPr>
+      <w:kern w:val="2"/>
+      <w14:ligatures w14:val="standardContextual"/>
+    </w:rPr>
+  </w:style>
+  <w:style w:type="paragraph" w:customStyle="1" w:styleId="65678D7BB64F435EBB204D6C1800AA06">
+    <w:name w:val="65678D7BB64F435EBB204D6C1800AA06"/>
+    <w:rsid w:val="00E4415F"/>
+    <w:rPr>
+      <w:kern w:val="2"/>
+      <w14:ligatures w14:val="standardContextual"/>
+    </w:rPr>
+  </w:style>
+  <w:style w:type="paragraph" w:customStyle="1" w:styleId="0642A1CF97C6485584BD8FE239F351E3">
+    <w:name w:val="0642A1CF97C6485584BD8FE239F351E3"/>
+    <w:rsid w:val="00E4415F"/>
+    <w:rPr>
+      <w:kern w:val="2"/>
+      <w14:ligatures w14:val="standardContextual"/>
+    </w:rPr>
+  </w:style>
+  <w:style w:type="paragraph" w:customStyle="1" w:styleId="10321A29E752481A8368518EE0D62072">
+    <w:name w:val="10321A29E752481A8368518EE0D62072"/>
+    <w:rsid w:val="00E4415F"/>
+    <w:rPr>
+      <w:kern w:val="2"/>
+      <w14:ligatures w14:val="standardContextual"/>
+    </w:rPr>
+  </w:style>
+  <w:style w:type="paragraph" w:customStyle="1" w:styleId="0DB1E01E6B2B438CB5EBFCD1CD952D71">
+    <w:name w:val="0DB1E01E6B2B438CB5EBFCD1CD952D71"/>
+    <w:rsid w:val="00E4415F"/>
+    <w:rPr>
+      <w:kern w:val="2"/>
+      <w14:ligatures w14:val="standardContextual"/>
+    </w:rPr>
+  </w:style>
+  <w:style w:type="paragraph" w:customStyle="1" w:styleId="DAC5BE4F0FF44335BF09BE55F4E93D96">
+    <w:name w:val="DAC5BE4F0FF44335BF09BE55F4E93D96"/>
+    <w:rsid w:val="00E4415F"/>
+    <w:rPr>
+      <w:kern w:val="2"/>
+      <w14:ligatures w14:val="standardContextual"/>
+    </w:rPr>
+  </w:style>
+  <w:style w:type="paragraph" w:customStyle="1" w:styleId="5390FA37BC594489A210F774926405DD">
+    <w:name w:val="5390FA37BC594489A210F774926405DD"/>
+    <w:rsid w:val="00E4415F"/>
+    <w:rPr>
+      <w:kern w:val="2"/>
+      <w14:ligatures w14:val="standardContextual"/>
+    </w:rPr>
+  </w:style>
+  <w:style w:type="paragraph" w:customStyle="1" w:styleId="8EDB597EB1EA4EDBABFDC6961AD25A5B">
+    <w:name w:val="8EDB597EB1EA4EDBABFDC6961AD25A5B"/>
+    <w:rsid w:val="00E4415F"/>
+    <w:rPr>
+      <w:kern w:val="2"/>
+      <w14:ligatures w14:val="standardContextual"/>
+    </w:rPr>
+  </w:style>
+  <w:style w:type="paragraph" w:customStyle="1" w:styleId="485646FE492D4806B8AA8EE8D90A6EF0">
+    <w:name w:val="485646FE492D4806B8AA8EE8D90A6EF0"/>
+    <w:rsid w:val="00E4415F"/>
+    <w:rPr>
+      <w:kern w:val="2"/>
+      <w14:ligatures w14:val="standardContextual"/>
     </w:rPr>
   </w:style>
 </w:styles>
@@ -8637,27 +9925,6 @@
 </file>
 
 <file path=customXml/item1.xml><?xml version="1.0" encoding="utf-8"?>
-<p:properties xmlns:p="http://schemas.microsoft.com/office/2006/metadata/properties" xmlns:xsi="http://www.w3.org/2001/XMLSchema-instance" xmlns:pc="http://schemas.microsoft.com/office/infopath/2007/PartnerControls">
-  <documentManagement>
-    <_activity xmlns="353b2ce9-4904-4311-8617-eaf82c4bb89b" xsi:nil="true"/>
-  </documentManagement>
-</p:properties>
-</file>
-
-<file path=customXml/item2.xml><?xml version="1.0" encoding="utf-8"?>
-<?mso-contentType ?>
-<FormTemplates xmlns="http://schemas.microsoft.com/sharepoint/v3/contenttype/forms">
-  <Display>DocumentLibraryForm</Display>
-  <Edit>DocumentLibraryForm</Edit>
-  <New>DocumentLibraryForm</New>
-</FormTemplates>
-</file>
-
-<file path=customXml/item3.xml><?xml version="1.0" encoding="utf-8"?>
-<b:Sources xmlns:b="http://schemas.openxmlformats.org/officeDocument/2006/bibliography" xmlns="http://schemas.openxmlformats.org/officeDocument/2006/bibliography" SelectedStyle="\APASixthEditionOfficeOnline.xsl" StyleName="APA" Version="6"/>
-</file>
-
-<file path=customXml/item4.xml><?xml version="1.0" encoding="utf-8"?>
 <ct:contentTypeSchema xmlns:ct="http://schemas.microsoft.com/office/2006/metadata/contentType" xmlns:ma="http://schemas.microsoft.com/office/2006/metadata/properties/metaAttributes" ct:_="" ma:_="" ma:contentTypeName="Dokument" ma:contentTypeID="0x010100B5543CAE2CE5B947A17C189208DB9530" ma:contentTypeVersion="14" ma:contentTypeDescription="Ein neues Dokument erstellen." ma:contentTypeScope="" ma:versionID="566fc938c3606157399366411c19087b">
   <xsd:schema xmlns:xsd="http://www.w3.org/2001/XMLSchema" xmlns:xs="http://www.w3.org/2001/XMLSchema" xmlns:p="http://schemas.microsoft.com/office/2006/metadata/properties" xmlns:ns3="8cb7ee4d-81e9-48c2-9bc4-4a175f63bbb0" xmlns:ns4="353b2ce9-4904-4311-8617-eaf82c4bb89b" targetNamespace="http://schemas.microsoft.com/office/2006/metadata/properties" ma:root="true" ma:fieldsID="161ad76d53ab0b0424bd401dfc4b1888" ns3:_="" ns4:_="">
     <xsd:import namespace="8cb7ee4d-81e9-48c2-9bc4-4a175f63bbb0"/>
@@ -8884,33 +10151,28 @@
 </ct:contentTypeSchema>
 </file>
 
-<file path=customXml/itemProps1.xml><?xml version="1.0" encoding="utf-8"?>
-<ds:datastoreItem xmlns:ds="http://schemas.openxmlformats.org/officeDocument/2006/customXml" ds:itemID="{FD7A2948-F974-41CD-98B8-04A49713C80A}">
-  <ds:schemaRefs>
-    <ds:schemaRef ds:uri="http://schemas.microsoft.com/office/2006/metadata/properties"/>
-    <ds:schemaRef ds:uri="http://schemas.microsoft.com/office/infopath/2007/PartnerControls"/>
-    <ds:schemaRef ds:uri="353b2ce9-4904-4311-8617-eaf82c4bb89b"/>
-  </ds:schemaRefs>
-</ds:datastoreItem>
+<file path=customXml/item2.xml><?xml version="1.0" encoding="utf-8"?>
+<b:Sources xmlns:b="http://schemas.openxmlformats.org/officeDocument/2006/bibliography" xmlns="http://schemas.openxmlformats.org/officeDocument/2006/bibliography" SelectedStyle="\APASixthEditionOfficeOnline.xsl" StyleName="APA" Version="6"/>
 </file>
 
-<file path=customXml/itemProps2.xml><?xml version="1.0" encoding="utf-8"?>
-<ds:datastoreItem xmlns:ds="http://schemas.openxmlformats.org/officeDocument/2006/customXml" ds:itemID="{2D424052-D72F-4DFE-A7DA-38E39F0D2B0F}">
-  <ds:schemaRefs>
-    <ds:schemaRef ds:uri="http://schemas.microsoft.com/sharepoint/v3/contenttype/forms"/>
-  </ds:schemaRefs>
-</ds:datastoreItem>
+<file path=customXml/item3.xml><?xml version="1.0" encoding="utf-8"?>
+<?mso-contentType ?>
+<FormTemplates xmlns="http://schemas.microsoft.com/sharepoint/v3/contenttype/forms">
+  <Display>DocumentLibraryForm</Display>
+  <Edit>DocumentLibraryForm</Edit>
+  <New>DocumentLibraryForm</New>
+</FormTemplates>
 </file>
 
-<file path=customXml/itemProps3.xml><?xml version="1.0" encoding="utf-8"?>
-<ds:datastoreItem xmlns:ds="http://schemas.openxmlformats.org/officeDocument/2006/customXml" ds:itemID="{10BC447F-2AD0-433E-B4F6-263062A9511A}">
-  <ds:schemaRefs>
-    <ds:schemaRef ds:uri="http://schemas.openxmlformats.org/officeDocument/2006/bibliography"/>
-  </ds:schemaRefs>
-</ds:datastoreItem>
+<file path=customXml/item4.xml><?xml version="1.0" encoding="utf-8"?>
+<p:properties xmlns:p="http://schemas.microsoft.com/office/2006/metadata/properties" xmlns:xsi="http://www.w3.org/2001/XMLSchema-instance" xmlns:pc="http://schemas.microsoft.com/office/infopath/2007/PartnerControls">
+  <documentManagement>
+    <_activity xmlns="353b2ce9-4904-4311-8617-eaf82c4bb89b" xsi:nil="true"/>
+  </documentManagement>
+</p:properties>
 </file>
 
-<file path=customXml/itemProps4.xml><?xml version="1.0" encoding="utf-8"?>
+<file path=customXml/itemProps1.xml><?xml version="1.0" encoding="utf-8"?>
 <ds:datastoreItem xmlns:ds="http://schemas.openxmlformats.org/officeDocument/2006/customXml" ds:itemID="{AF467009-9CAE-4F3D-9907-E92E55598F33}">
   <ds:schemaRefs>
     <ds:schemaRef ds:uri="http://schemas.microsoft.com/office/2006/metadata/contentType"/>
@@ -8927,4 +10189,30 @@
     <ds:schemaRef ds:uri="http://schemas.microsoft.com/internal/obd"/>
   </ds:schemaRefs>
 </ds:datastoreItem>
+</file>
+
+<file path=customXml/itemProps2.xml><?xml version="1.0" encoding="utf-8"?>
+<ds:datastoreItem xmlns:ds="http://schemas.openxmlformats.org/officeDocument/2006/customXml" ds:itemID="{10BC447F-2AD0-433E-B4F6-263062A9511A}">
+  <ds:schemaRefs>
+    <ds:schemaRef ds:uri="http://schemas.openxmlformats.org/officeDocument/2006/bibliography"/>
+  </ds:schemaRefs>
+</ds:datastoreItem>
+</file>
+
+<file path=customXml/itemProps3.xml><?xml version="1.0" encoding="utf-8"?>
+<ds:datastoreItem xmlns:ds="http://schemas.openxmlformats.org/officeDocument/2006/customXml" ds:itemID="{2D424052-D72F-4DFE-A7DA-38E39F0D2B0F}">
+  <ds:schemaRefs>
+    <ds:schemaRef ds:uri="http://schemas.microsoft.com/sharepoint/v3/contenttype/forms"/>
+  </ds:schemaRefs>
+</ds:datastoreItem>
+</file>
+
+<file path=customXml/itemProps4.xml><?xml version="1.0" encoding="utf-8"?>
+<ds:datastoreItem xmlns:ds="http://schemas.openxmlformats.org/officeDocument/2006/customXml" ds:itemID="{FD7A2948-F974-41CD-98B8-04A49713C80A}">
+  <ds:schemaRefs>
+    <ds:schemaRef ds:uri="http://schemas.microsoft.com/office/2006/metadata/properties"/>
+    <ds:schemaRef ds:uri="http://schemas.microsoft.com/office/infopath/2007/PartnerControls"/>
+    <ds:schemaRef ds:uri="353b2ce9-4904-4311-8617-eaf82c4bb89b"/>
+  </ds:schemaRefs>
+</ds:datastoreItem>
 </file>